--- a/downloads/handouts/Unit 06/Handout 06.13 - Scaling Worksheet and Costing Sheet.docx
+++ b/downloads/handouts/Unit 06/Handout 06.13 - Scaling Worksheet and Costing Sheet.docx
@@ -7997,10 +7997,8 @@
         <w:tblLook w:firstRow="1"/>
       </w:tblPr>
       <w:tblGrid>
-        <w:gridCol w:w="1980"/>
-        <w:gridCol w:w="1980"/>
-        <w:gridCol w:w="1980"/>
-        <w:gridCol w:w="1980"/>
+        <w:gridCol w:w="3960"/>
+        <w:gridCol w:w="3960"/>
       </w:tblGrid>
       <w:tr>
         <w:trPr>
@@ -8036,40 +8034,6 @@
               <w:jc w:val="left"/>
             </w:pPr>
             <w:r>
-              <w:t xml:space="preserve">Turkish</w:t>
-            </w:r>
-          </w:p>
-        </w:tc>
-        <w:tc>
-          <w:tcPr>
-            <w:tcBorders>
-              <w:bottom w:val="single"/>
-            </w:tcBorders>
-            <w:vAlign w:val="bottom"/>
-          </w:tcPr>
-          <w:p>
-            <w:pPr>
-              <w:pStyle w:val="Compact"/>
-              <w:jc w:val="left"/>
-            </w:pPr>
-            <w:r>
-              <w:t xml:space="preserve">Portuguese</w:t>
-            </w:r>
-          </w:p>
-        </w:tc>
-        <w:tc>
-          <w:tcPr>
-            <w:tcBorders>
-              <w:bottom w:val="single"/>
-            </w:tcBorders>
-            <w:vAlign w:val="bottom"/>
-          </w:tcPr>
-          <w:p>
-            <w:pPr>
-              <w:pStyle w:val="Compact"/>
-              <w:jc w:val="left"/>
-            </w:pPr>
-            <w:r>
               <w:t xml:space="preserve">Spanish</w:t>
             </w:r>
           </w:p>
@@ -8094,28 +8058,6 @@
               <w:jc w:val="left"/>
             </w:pPr>
             <w:r>
-              <w:t xml:space="preserve">___ yerine ___ alacağız ve ___ dolar tasarruf edeceğiz.</w:t>
-            </w:r>
-          </w:p>
-        </w:tc>
-        <w:tc>
-          <w:p>
-            <w:pPr>
-              <w:pStyle w:val="Compact"/>
-              <w:jc w:val="left"/>
-            </w:pPr>
-            <w:r>
-              <w:t xml:space="preserve">Vamos comprar ___ em vez de ___ e economizar $___.</w:t>
-            </w:r>
-          </w:p>
-        </w:tc>
-        <w:tc>
-          <w:p>
-            <w:pPr>
-              <w:pStyle w:val="Compact"/>
-              <w:jc w:val="left"/>
-            </w:pPr>
-            <w:r>
               <w:t xml:space="preserve">Vamos a comprar ___ en lugar de ___ y ahorrar $___.</w:t>
             </w:r>
           </w:p>
@@ -8140,48 +8082,6 @@
               <w:jc w:val="left"/>
             </w:pPr>
             <w:r>
-              <w:t xml:space="preserve">Market markası onsu</w:t>
-            </w:r>
-            <w:r>
-              <w:t xml:space="preserve"> </w:t>
-            </w:r>
-            <w:r>
-              <w:rPr>
-                <w:i/>
-                <w:b/>
-              </w:rPr>
-              <w:t xml:space="preserve">. Ünlü marka onsu</w:t>
-            </w:r>
-            <w:r>
-              <w:rPr>
-                <w:i/>
-                <w:b/>
-              </w:rPr>
-              <w:t xml:space="preserve"> </w:t>
-            </w:r>
-            <w:r>
-              <w:t xml:space="preserve">.</w:t>
-            </w:r>
-          </w:p>
-        </w:tc>
-        <w:tc>
-          <w:p>
-            <w:pPr>
-              <w:pStyle w:val="Compact"/>
-              <w:jc w:val="left"/>
-            </w:pPr>
-            <w:r>
-              <w:t xml:space="preserve">A marca do mercado custa ___ por onça. A marca famosa custa ___ por onça.</w:t>
-            </w:r>
-          </w:p>
-        </w:tc>
-        <w:tc>
-          <w:p>
-            <w:pPr>
-              <w:pStyle w:val="Compact"/>
-              <w:jc w:val="left"/>
-            </w:pPr>
-            <w:r>
               <w:t xml:space="preserve">La marca del supermercado cuesta ___ por onza. La marca conocida cuesta ___ por onza.</w:t>
             </w:r>
           </w:p>
@@ -8196,28 +8096,6 @@
             </w:pPr>
             <w:r>
               <w:t xml:space="preserve">We gave up ___ to stay under budget.</w:t>
-            </w:r>
-          </w:p>
-        </w:tc>
-        <w:tc>
-          <w:p>
-            <w:pPr>
-              <w:pStyle w:val="Compact"/>
-              <w:jc w:val="left"/>
-            </w:pPr>
-            <w:r>
-              <w:t xml:space="preserve">Bütçeyi aşmamak için ___ vazgeçtik.</w:t>
-            </w:r>
-          </w:p>
-        </w:tc>
-        <w:tc>
-          <w:p>
-            <w:pPr>
-              <w:pStyle w:val="Compact"/>
-              <w:jc w:val="left"/>
-            </w:pPr>
-            <w:r>
-              <w:t xml:space="preserve">Abrimos mão de ___ para ficar no orçamento.</w:t>
             </w:r>
           </w:p>
         </w:tc>

--- a/downloads/handouts/Unit 06/Handout 06.13 - Scaling Worksheet and Costing Sheet.docx
+++ b/downloads/handouts/Unit 06/Handout 06.13 - Scaling Worksheet and Costing Sheet.docx
@@ -6,9 +6,9 @@
       <w:pPr>
         <w:pStyle w:val="Heading1"/>
       </w:pPr>
-      <w:bookmarkStart w:id="20" w:name="X211f32dc4279e2c667f824024a4b01b13ca59b2"/>
-      <w:r>
-        <w:t xml:space="preserve">Handout 06.13: Scaling Worksheet and Costing Sheet</w:t>
+      <w:bookmarkStart w:id="20" w:name="X849c76955d970496e4c8d1cb7fec079e400e091"/>
+      <w:r>
+        <w:t xml:space="preserve">Handout 6.13: Scaling Worksheet and Costing Sheet</w:t>
       </w:r>
       <w:bookmarkEnd w:id="20"/>
     </w:p>

--- a/downloads/handouts/Unit 06/Handout 06.13 - Scaling Worksheet and Costing Sheet.docx
+++ b/downloads/handouts/Unit 06/Handout 06.13 - Scaling Worksheet and Costing Sheet.docx
@@ -83,7 +83,10 @@
         <w:t xml:space="preserve">scale factor</w:t>
       </w:r>
       <w:r>
-        <w:t xml:space="preserve">.</w:t>
+        <w:t xml:space="preserve"> </w:t>
+      </w:r>
+      <w:r>
+        <w:t xml:space="preserve">(how many times bigger the recipe gets).</w:t>
       </w:r>
     </w:p>
     <w:p>
@@ -233,7 +236,7 @@
         <w:t xml:space="preserve"> </w:t>
       </w:r>
       <w:r>
-        <w:t xml:space="preserve">running out at minute 30 is the one mistake you cannot fix. Buying one extra box costs $1.29. Not feeding six people costs the whole project.</w:t>
+        <w:t xml:space="preserve">running out at minute 30 is the one mistake you cannot fix. One extra box costs $1.29. Not feeding six people costs the whole project.</w:t>
       </w:r>
     </w:p>
     <w:p>
@@ -592,7 +595,7 @@
         <w:pStyle w:val="FirstParagraph"/>
       </w:pPr>
       <w:r>
-        <w:t xml:space="preserve">Every ingredient gets a row. The Scale Lead reads each row aloud before it is written.</w:t>
+        <w:t xml:space="preserve">Every ingredient gets a row. The Scale Lead reads each row out loud before anyone writes it.</w:t>
       </w:r>
     </w:p>
     <w:tbl>
@@ -917,9 +920,9 @@
       <w:pPr>
         <w:pStyle w:val="Heading2"/>
       </w:pPr>
-      <w:bookmarkStart w:id="27" w:name="X035134a1697a3739843927ad7eefe9f9e31cfb9"/>
-      <w:r>
-        <w:t xml:space="preserve">The conversion strip (Day 1, Step 3). Fill this in with the teacher and the real packages.</w:t>
+      <w:bookmarkStart w:id="27" w:name="X23a41f9e9dcea22d9898e3bec8277c8525c3697"/>
+      <w:r>
+        <w:t xml:space="preserve">The conversion strip (Day 1, Step 3). Fill this in with the teacher, using the real packages.</w:t>
       </w:r>
       <w:bookmarkEnd w:id="27"/>
     </w:p>
@@ -1406,7 +1409,7 @@
         <w:t xml:space="preserve"> </w:t>
       </w:r>
       <w:r>
-        <w:t xml:space="preserve">portions: 28 students, the teacher, and one spare.</w:t>
+        <w:t xml:space="preserve">portions: 28 students plus 2 spares (one of them is for the teacher).</w:t>
       </w:r>
     </w:p>
     <w:p>
@@ -1414,7 +1417,7 @@
         <w:pStyle w:val="BodyText"/>
       </w:pPr>
       <w:r>
-        <w:t xml:space="preserve">Our plan makes: ______ portions. Show how you know: ________________________________________</w:t>
+        <w:t xml:space="preserve">Our plan makes: ______ portions. Show how you know (which ingredient runs out first): ________________________________________</w:t>
       </w:r>
     </w:p>
     <w:p>
@@ -7591,7 +7594,7 @@
         <w:rPr>
           <w:b/>
         </w:rPr>
-        <w:t xml:space="preserve">a bigger package when the price per ounce drops and you will use it</w:t>
+        <w:t xml:space="preserve">a bigger package, when the price per ounce drops and you will use all of it</w:t>
       </w:r>
       <w:r>
         <w:t xml:space="preserve">;</w:t>
@@ -7606,7 +7609,10 @@
         <w:t xml:space="preserve">cut a line that is not on the plate</w:t>
       </w:r>
       <w:r>
-        <w:t xml:space="preserve">.</w:t>
+        <w:t xml:space="preserve"> </w:t>
+      </w:r>
+      <w:r>
+        <w:t xml:space="preserve">(an optional topping, a second cheese).</w:t>
       </w:r>
     </w:p>
     <w:p>
